--- a/01_mega_project_1_underwriting_approval/sample_reports/SAMPLE_notebook_05_report.docx
+++ b/01_mega_project_1_underwriting_approval/sample_reports/SAMPLE_notebook_05_report.docx
@@ -73,7 +73,7 @@
         <w:pStyle w:val="ListBullet"/>
       </w:pPr>
       <w:r>
-        <w:t>Cross-validated against Notebook 01's real, current PD model (XGBoost): Cramer's V=0.0277 retrospective agreement across 7,000 matched rows.</w:t>
+        <w:t>Cross-validated against Notebook 01's real, current PD model (XGBoost): Cramer's V=0.0234 retrospective agreement across 7,000 matched rows.</w:t>
       </w:r>
     </w:p>
     <w:p>
@@ -372,7 +372,7 @@
         <w:t xml:space="preserve">Specific: </w:t>
       </w:r>
       <w:r>
-        <w:t>Cramer's V=0.0277 between PD_RISK_BAND and historical NAME_CONTRACT_STATUS (chi2=16.09, p=0.1873) across 7,000 matched real rows.</w:t>
+        <w:t>Cramer's V=0.0234 between PD_RISK_BAND and historical NAME_CONTRACT_STATUS (chi2=11.47, p=0.4891) across 7,000 matched real rows.</w:t>
       </w:r>
     </w:p>
     <w:p>
@@ -1189,7 +1189,7 @@
     </w:p>
     <w:p>
       <w:r>
-        <w:t>Real association between PD_RISK_BAND and historical NAME_CONTRACT_STATUS: Cramer's V=0.0277 (chi2=16.09, p=0.1873).</w:t>
+        <w:t>Real association between PD_RISK_BAND and historical NAME_CONTRACT_STATUS: Cramer's V=0.0234 (chi2=11.47, p=0.4891).</w:t>
       </w:r>
     </w:p>
     <w:p>
@@ -1304,7 +1304,7 @@
           </w:tcPr>
           <w:p>
             <w:r>
-              <w:t>1350</w:t>
+              <w:t>1600</w:t>
             </w:r>
           </w:p>
         </w:tc>
@@ -1314,7 +1314,7 @@
           </w:tcPr>
           <w:p>
             <w:r>
-              <w:t>0.0352</w:t>
+              <w:t>0.0310</w:t>
             </w:r>
           </w:p>
         </w:tc>
@@ -1324,7 +1324,7 @@
           </w:tcPr>
           <w:p>
             <w:r>
-              <w:t>0.7541</w:t>
+              <w:t>0.7419</w:t>
             </w:r>
           </w:p>
         </w:tc>
@@ -1334,7 +1334,7 @@
           </w:tcPr>
           <w:p>
             <w:r>
-              <w:t>0.1156</w:t>
+              <w:t>0.1113</w:t>
             </w:r>
           </w:p>
         </w:tc>
@@ -1356,7 +1356,7 @@
           </w:tcPr>
           <w:p>
             <w:r>
-              <w:t>1381</w:t>
+              <w:t>1490</w:t>
             </w:r>
           </w:p>
         </w:tc>
@@ -1366,7 +1366,7 @@
           </w:tcPr>
           <w:p>
             <w:r>
-              <w:t>0.0650</w:t>
+              <w:t>0.0593</w:t>
             </w:r>
           </w:p>
         </w:tc>
@@ -1376,7 +1376,7 @@
           </w:tcPr>
           <w:p>
             <w:r>
-              <w:t>0.7538</w:t>
+              <w:t>0.7463</w:t>
             </w:r>
           </w:p>
         </w:tc>
@@ -1386,7 +1386,7 @@
           </w:tcPr>
           <w:p>
             <w:r>
-              <w:t>0.0956</w:t>
+              <w:t>0.1054</w:t>
             </w:r>
           </w:p>
         </w:tc>
@@ -1408,7 +1408,7 @@
           </w:tcPr>
           <w:p>
             <w:r>
-              <w:t>1406</w:t>
+              <w:t>1330</w:t>
             </w:r>
           </w:p>
         </w:tc>
@@ -1418,7 +1418,7 @@
           </w:tcPr>
           <w:p>
             <w:r>
-              <w:t>0.0964</w:t>
+              <w:t>0.0901</w:t>
             </w:r>
           </w:p>
         </w:tc>
@@ -1428,7 +1428,7 @@
           </w:tcPr>
           <w:p>
             <w:r>
-              <w:t>0.7461</w:t>
+              <w:t>0.7391</w:t>
             </w:r>
           </w:p>
         </w:tc>
@@ -1438,7 +1438,7 @@
           </w:tcPr>
           <w:p>
             <w:r>
-              <w:t>0.1081</w:t>
+              <w:t>0.1241</w:t>
             </w:r>
           </w:p>
         </w:tc>
@@ -1460,7 +1460,7 @@
           </w:tcPr>
           <w:p>
             <w:r>
-              <w:t>1437</w:t>
+              <w:t>1226</w:t>
             </w:r>
           </w:p>
         </w:tc>
@@ -1470,7 +1470,7 @@
           </w:tcPr>
           <w:p>
             <w:r>
-              <w:t>0.1488</w:t>
+              <w:t>0.1444</w:t>
             </w:r>
           </w:p>
         </w:tc>
@@ -1480,7 +1480,7 @@
           </w:tcPr>
           <w:p>
             <w:r>
-              <w:t>0.7321</w:t>
+              <w:t>0.7553</w:t>
             </w:r>
           </w:p>
         </w:tc>
@@ -1490,7 +1490,7 @@
           </w:tcPr>
           <w:p>
             <w:r>
-              <w:t>0.1246</w:t>
+              <w:t>0.1044</w:t>
             </w:r>
           </w:p>
         </w:tc>
@@ -1512,7 +1512,7 @@
           </w:tcPr>
           <w:p>
             <w:r>
-              <w:t>1426</w:t>
+              <w:t>1354</w:t>
             </w:r>
           </w:p>
         </w:tc>
@@ -1522,7 +1522,7 @@
           </w:tcPr>
           <w:p>
             <w:r>
-              <w:t>0.4894</w:t>
+              <w:t>0.5340</w:t>
             </w:r>
           </w:p>
         </w:tc>
@@ -1532,7 +1532,7 @@
           </w:tcPr>
           <w:p>
             <w:r>
-              <w:t>0.7504</w:t>
+              <w:t>0.7548</w:t>
             </w:r>
           </w:p>
         </w:tc>
@@ -1542,7 +1542,7 @@
           </w:tcPr>
           <w:p>
             <w:r>
-              <w:t>0.1164</w:t>
+              <w:t>0.1160</w:t>
             </w:r>
           </w:p>
         </w:tc>
@@ -1615,7 +1615,7 @@
           <w:i/>
           <w:color w:val="595959"/>
         </w:rPr>
-        <w:t>Real association between PD_RISK_BAND and historical NAME_CONTRACT_STATUS: Cramer's V=0.0277 (chi2=16.09, p=0.1873) — only a weak retrospective relationship, informational.</w:t>
+        <w:t>Real association between PD_RISK_BAND and historical NAME_CONTRACT_STATUS: Cramer's V=0.0234 (chi2=11.47, p=0.4891) — only a weak retrospective relationship, informational.</w:t>
       </w:r>
     </w:p>
     <w:p>
